--- a/GIAO AN/demo.docx
+++ b/GIAO AN/demo.docx
@@ -5,123 +5,20 @@
     <w:p>
       <w:pPr>
         <w:pStyle w:val="NormalWeb"/>
-        <w:rPr>
-          <w:sz w:val="26"/>
-          <w:szCs w:val="26"/>
-          <w14:ligatures w14:val="none"/>
-        </w:rPr>
-      </w:pPr>
-      <w:r>
-        <w:rPr>
-          <w:sz w:val="26"/>
-          <w:szCs w:val="26"/>
-        </w:rPr>
-        <w:t>TRƯỜNG THCS: THCS TRẦN PHÚ</w:t>
-      </w:r>
-    </w:p>
-    <w:p>
-      <w:pPr>
-        <w:pStyle w:val="NormalWeb"/>
-        <w:rPr>
-          <w:sz w:val="26"/>
-          <w:szCs w:val="26"/>
-        </w:rPr>
-      </w:pPr>
-      <w:r>
-        <w:rPr>
-          <w:sz w:val="26"/>
-          <w:szCs w:val="26"/>
-        </w:rPr>
-        <w:t>TỔ CHUYÊN MÔN: TỰ NHIÊN</w:t>
-      </w:r>
-    </w:p>
-    <w:p>
-      <w:pPr>
-        <w:pStyle w:val="NormalWeb"/>
-        <w:rPr>
-          <w:sz w:val="26"/>
-          <w:szCs w:val="26"/>
-        </w:rPr>
-      </w:pPr>
-      <w:r>
-        <w:rPr>
-          <w:sz w:val="26"/>
-          <w:szCs w:val="26"/>
-        </w:rPr>
-        <w:t>HỌ VÀ TÊN GIÁO VIÊN: HOÀNG TẤN THIÊN</w:t>
-      </w:r>
-    </w:p>
-    <w:p>
-      <w:pPr>
-        <w:pStyle w:val="NormalWeb"/>
-        <w:rPr>
-          <w:sz w:val="26"/>
-          <w:szCs w:val="26"/>
-        </w:rPr>
-      </w:pPr>
-      <w:r>
-        <w:rPr>
-          <w:sz w:val="26"/>
-          <w:szCs w:val="26"/>
-        </w:rPr>
-        <w:t>Ngày soạn: .../.../...</w:t>
-      </w:r>
-    </w:p>
-    <w:p>
-      <w:pPr>
-        <w:pStyle w:val="NormalWeb"/>
-        <w:rPr>
-          <w:sz w:val="26"/>
-          <w:szCs w:val="26"/>
-        </w:rPr>
-      </w:pPr>
-      <w:r>
-        <w:rPr>
-          <w:sz w:val="26"/>
-          <w:szCs w:val="26"/>
-        </w:rPr>
-        <w:t>Ngày dạy: .../.../...</w:t>
-      </w:r>
-    </w:p>
-    <w:p>
-      <w:pPr>
-        <w:pStyle w:val="NormalWeb"/>
-        <w:rPr>
-          <w:sz w:val="26"/>
-          <w:szCs w:val="26"/>
-        </w:rPr>
-      </w:pPr>
-      <w:r>
-        <w:rPr>
-          <w:rStyle w:val="Strong"/>
-          <w:sz w:val="26"/>
-          <w:szCs w:val="26"/>
-        </w:rPr>
-        <w:t>KẾ HOẠCH BÀI DẠY</w:t>
-      </w:r>
-    </w:p>
-    <w:p>
-      <w:pPr>
-        <w:pStyle w:val="NormalWeb"/>
-        <w:rPr>
-          <w:sz w:val="26"/>
-          <w:szCs w:val="26"/>
-        </w:rPr>
-      </w:pPr>
-      <w:r>
-        <w:rPr>
-          <w:rStyle w:val="Strong"/>
-          <w:sz w:val="26"/>
-          <w:szCs w:val="26"/>
-        </w:rPr>
-        <w:t>TÊN BÀI SOẠN:</w:t>
-      </w:r>
-      <w:r>
-        <w:rPr>
-          <w:sz w:val="26"/>
-          <w:szCs w:val="26"/>
-        </w:rPr>
-        <w:t xml:space="preserve"> </w:t>
+        <w:jc w:val="center"/>
+        <w:rPr>
+          <w:rStyle w:val="Strong"/>
+          <w:sz w:val="26"/>
+          <w:szCs w:val="26"/>
+        </w:rPr>
+      </w:pPr>
+      <w:r>
+        <w:rPr>
+          <w:rStyle w:val="Strong"/>
+          <w:sz w:val="26"/>
+          <w:szCs w:val="26"/>
+        </w:rPr>
+        <w:t xml:space="preserve">TOÁN 6 - </w:t>
       </w:r>
       <w:r>
         <w:rPr>
@@ -135,97 +32,19 @@
     <w:p>
       <w:pPr>
         <w:pStyle w:val="NormalWeb"/>
-        <w:rPr>
-          <w:sz w:val="26"/>
-          <w:szCs w:val="26"/>
-        </w:rPr>
-      </w:pPr>
-      <w:r>
-        <w:rPr>
-          <w:rStyle w:val="Strong"/>
-          <w:sz w:val="26"/>
-          <w:szCs w:val="26"/>
-        </w:rPr>
-        <w:t>MÔN HỌC:</w:t>
-      </w:r>
-      <w:r>
-        <w:rPr>
-          <w:sz w:val="26"/>
-          <w:szCs w:val="26"/>
-        </w:rPr>
-        <w:t xml:space="preserve"> </w:t>
-      </w:r>
-      <w:r>
-        <w:rPr>
-          <w:rStyle w:val="Strong"/>
-          <w:sz w:val="26"/>
-          <w:szCs w:val="26"/>
-        </w:rPr>
-        <w:t>TOÁN 6</w:t>
-      </w:r>
-      <w:r>
-        <w:rPr>
-          <w:rStyle w:val="Strong"/>
-          <w:sz w:val="26"/>
-          <w:szCs w:val="26"/>
-        </w:rPr>
-        <w:t xml:space="preserve"> - LỚP: 6</w:t>
-      </w:r>
-    </w:p>
-    <w:p>
-      <w:pPr>
-        <w:pStyle w:val="NormalWeb"/>
-        <w:rPr>
-          <w:sz w:val="26"/>
-          <w:szCs w:val="26"/>
-        </w:rPr>
-      </w:pPr>
-      <w:r>
-        <w:rPr>
-          <w:rStyle w:val="Strong"/>
-          <w:sz w:val="26"/>
-          <w:szCs w:val="26"/>
-        </w:rPr>
-        <w:t>BỘ SÁCH:</w:t>
-      </w:r>
-      <w:r>
-        <w:rPr>
-          <w:sz w:val="26"/>
-          <w:szCs w:val="26"/>
-        </w:rPr>
-        <w:t xml:space="preserve"> </w:t>
-      </w:r>
-      <w:r>
-        <w:rPr>
-          <w:rStyle w:val="Strong"/>
-          <w:sz w:val="26"/>
-          <w:szCs w:val="26"/>
-        </w:rPr>
-        <w:t>KẾT NỐI TRI THỨC VỚI CUỘC SỐNG</w:t>
-      </w:r>
-    </w:p>
-    <w:p>
-      <w:pPr>
-        <w:pStyle w:val="NormalWeb"/>
-        <w:rPr>
-          <w:sz w:val="26"/>
-          <w:szCs w:val="26"/>
-        </w:rPr>
-      </w:pPr>
-      <w:r>
-        <w:rPr>
-          <w:rStyle w:val="Strong"/>
-          <w:sz w:val="26"/>
-          <w:szCs w:val="26"/>
-        </w:rPr>
-        <w:t>THỜI LƯỢNG THỰC HIỆN:</w:t>
-      </w:r>
-      <w:r>
-        <w:rPr>
-          <w:sz w:val="26"/>
-          <w:szCs w:val="26"/>
-        </w:rPr>
-        <w:t xml:space="preserve"> 2 tiết</w:t>
+        <w:jc w:val="center"/>
+        <w:rPr>
+          <w:sz w:val="26"/>
+          <w:szCs w:val="26"/>
+        </w:rPr>
+      </w:pPr>
+      <w:r>
+        <w:rPr>
+          <w:rStyle w:val="Strong"/>
+          <w:sz w:val="26"/>
+          <w:szCs w:val="26"/>
+        </w:rPr>
+        <w:t>(Số tiết dạy: 02)</w:t>
       </w:r>
     </w:p>
     <w:p>
@@ -454,113 +273,113 @@
           <w:sz w:val="26"/>
           <w:szCs w:val="26"/>
         </w:rPr>
+        <w:t>- Thiết bị dạy học:</w:t>
+      </w:r>
+      <w:r>
+        <w:rPr>
+          <w:sz w:val="26"/>
+          <w:szCs w:val="26"/>
+        </w:rPr>
+        <w:t xml:space="preserve"> Máy tính, máy chiếu, bảng tương tác, điện thoại thông minh hoặc máy tính bảng có kết nối internet (cho hoạt động AI).</w:t>
+      </w:r>
+    </w:p>
+    <w:p>
+      <w:pPr>
+        <w:pStyle w:val="NormalWeb"/>
+        <w:rPr>
+          <w:sz w:val="26"/>
+          <w:szCs w:val="26"/>
+        </w:rPr>
+      </w:pPr>
+      <w:r>
+        <w:rPr>
+          <w:rStyle w:val="Strong"/>
+          <w:sz w:val="26"/>
+          <w:szCs w:val="26"/>
+        </w:rPr>
+        <w:t>- Học liệu:</w:t>
+      </w:r>
+      <w:r>
+        <w:rPr>
+          <w:sz w:val="26"/>
+          <w:szCs w:val="26"/>
+        </w:rPr>
+        <w:t xml:space="preserve"> Sách giáo khoa Ngữ văn 6 (Kết nối tri thức), phiếu học tập, các hình ảnh minh họa về tập hợp trong thực tế, công cụ AI (ChatGPT hoặc Bing AI).</w:t>
+      </w:r>
+    </w:p>
+    <w:p>
+      <w:pPr>
+        <w:pStyle w:val="NormalWeb"/>
+        <w:rPr>
+          <w:sz w:val="26"/>
+          <w:szCs w:val="26"/>
+        </w:rPr>
+      </w:pPr>
+      <w:r>
+        <w:rPr>
+          <w:rStyle w:val="Strong"/>
+          <w:sz w:val="26"/>
+          <w:szCs w:val="26"/>
+        </w:rPr>
+        <w:t>III. TIẾN TRÌNH DẠY HỌC:</w:t>
+      </w:r>
+    </w:p>
+    <w:p>
+      <w:pPr>
+        <w:pStyle w:val="NormalWeb"/>
+        <w:rPr>
+          <w:sz w:val="26"/>
+          <w:szCs w:val="26"/>
+        </w:rPr>
+      </w:pPr>
+      <w:r>
+        <w:rPr>
+          <w:rStyle w:val="Strong"/>
+          <w:sz w:val="26"/>
+          <w:szCs w:val="26"/>
+        </w:rPr>
+        <w:t>1. HOẠT ĐỘNG 1: KHỞI ĐỘNG (5 phút)</w:t>
+      </w:r>
+    </w:p>
+    <w:p>
+      <w:pPr>
+        <w:pStyle w:val="NormalWeb"/>
+        <w:rPr>
+          <w:sz w:val="26"/>
+          <w:szCs w:val="26"/>
+        </w:rPr>
+      </w:pPr>
+      <w:r>
+        <w:rPr>
+          <w:rStyle w:val="Strong"/>
+          <w:sz w:val="26"/>
+          <w:szCs w:val="26"/>
+        </w:rPr>
+        <w:t>- Mục tiêu:</w:t>
+      </w:r>
+      <w:r>
+        <w:rPr>
+          <w:sz w:val="26"/>
+          <w:szCs w:val="26"/>
+        </w:rPr>
+        <w:t xml:space="preserve"> Gợi động cơ, tạo sự tò mò và hứng thú cho học sinh về khái niệm tập hợp thông qua các hình ảnh quen thuộc.</w:t>
+      </w:r>
+    </w:p>
+    <w:p>
+      <w:pPr>
+        <w:pStyle w:val="NormalWeb"/>
+        <w:rPr>
+          <w:sz w:val="26"/>
+          <w:szCs w:val="26"/>
+        </w:rPr>
+      </w:pPr>
+      <w:r>
+        <w:rPr>
+          <w:rStyle w:val="Strong"/>
+          <w:sz w:val="26"/>
+          <w:szCs w:val="26"/>
+        </w:rPr>
         <w:lastRenderedPageBreak/>
-        <w:t>- Thiết bị dạy học:</w:t>
-      </w:r>
-      <w:r>
-        <w:rPr>
-          <w:sz w:val="26"/>
-          <w:szCs w:val="26"/>
-        </w:rPr>
-        <w:t xml:space="preserve"> Máy tính, máy chiếu, bảng tương tác, điện thoại thông minh hoặc máy tính bảng có kết nối internet (cho hoạt động AI).</w:t>
-      </w:r>
-    </w:p>
-    <w:p>
-      <w:pPr>
-        <w:pStyle w:val="NormalWeb"/>
-        <w:rPr>
-          <w:sz w:val="26"/>
-          <w:szCs w:val="26"/>
-        </w:rPr>
-      </w:pPr>
-      <w:r>
-        <w:rPr>
-          <w:rStyle w:val="Strong"/>
-          <w:sz w:val="26"/>
-          <w:szCs w:val="26"/>
-        </w:rPr>
-        <w:t>- Học liệu:</w:t>
-      </w:r>
-      <w:r>
-        <w:rPr>
-          <w:sz w:val="26"/>
-          <w:szCs w:val="26"/>
-        </w:rPr>
-        <w:t xml:space="preserve"> Sách giáo khoa Ngữ văn 6 (Kết nối tri thức), phiếu học tập, các hình ảnh minh họa về tập hợp trong thực tế, công cụ AI (ChatGPT hoặc Bing AI).</w:t>
-      </w:r>
-    </w:p>
-    <w:p>
-      <w:pPr>
-        <w:pStyle w:val="NormalWeb"/>
-        <w:rPr>
-          <w:sz w:val="26"/>
-          <w:szCs w:val="26"/>
-        </w:rPr>
-      </w:pPr>
-      <w:r>
-        <w:rPr>
-          <w:rStyle w:val="Strong"/>
-          <w:sz w:val="26"/>
-          <w:szCs w:val="26"/>
-        </w:rPr>
-        <w:t>III. TIẾN TRÌNH DẠY HỌC:</w:t>
-      </w:r>
-    </w:p>
-    <w:p>
-      <w:pPr>
-        <w:pStyle w:val="NormalWeb"/>
-        <w:rPr>
-          <w:sz w:val="26"/>
-          <w:szCs w:val="26"/>
-        </w:rPr>
-      </w:pPr>
-      <w:r>
-        <w:rPr>
-          <w:rStyle w:val="Strong"/>
-          <w:sz w:val="26"/>
-          <w:szCs w:val="26"/>
-        </w:rPr>
-        <w:t>1. HOẠT ĐỘNG 1: KHỞI ĐỘNG (5 phút)</w:t>
-      </w:r>
-    </w:p>
-    <w:p>
-      <w:pPr>
-        <w:pStyle w:val="NormalWeb"/>
-        <w:rPr>
-          <w:sz w:val="26"/>
-          <w:szCs w:val="26"/>
-        </w:rPr>
-      </w:pPr>
-      <w:r>
-        <w:rPr>
-          <w:rStyle w:val="Strong"/>
-          <w:sz w:val="26"/>
-          <w:szCs w:val="26"/>
-        </w:rPr>
-        <w:t>- Mục tiêu:</w:t>
-      </w:r>
-      <w:r>
-        <w:rPr>
-          <w:sz w:val="26"/>
-          <w:szCs w:val="26"/>
-        </w:rPr>
-        <w:t xml:space="preserve"> Gợi động cơ, tạo sự tò mò và hứng thú cho học sinh về khái niệm tập hợp thông qua các hình ảnh quen thuộc.</w:t>
-      </w:r>
-    </w:p>
-    <w:p>
-      <w:pPr>
-        <w:pStyle w:val="NormalWeb"/>
-        <w:rPr>
-          <w:sz w:val="26"/>
-          <w:szCs w:val="26"/>
-        </w:rPr>
-      </w:pPr>
-      <w:r>
-        <w:rPr>
-          <w:rStyle w:val="Strong"/>
-          <w:sz w:val="26"/>
-          <w:szCs w:val="26"/>
-        </w:rPr>
         <w:t>- Nội dung:</w:t>
       </w:r>
       <w:r>
@@ -922,15 +741,7 @@
                 <w:sz w:val="26"/>
                 <w:szCs w:val="26"/>
               </w:rPr>
-              <w:t xml:space="preserve"> HS suy nghĩ cá nhân, quan sát hình ảnh và trả lời câu hỏi. GV quan sát và hỗ trợ HS nhận diện vị trí của các số so với vòng kín biểu </w:t>
-            </w:r>
-            <w:r>
-              <w:rPr>
-                <w:sz w:val="26"/>
-                <w:szCs w:val="26"/>
-              </w:rPr>
-              <w:lastRenderedPageBreak/>
-              <w:t>diễn tập hợp.</w:t>
+              <w:t xml:space="preserve"> HS suy nghĩ cá nhân, quan sát hình ảnh và trả lời câu hỏi. GV quan sát và hỗ trợ HS nhận diện vị trí của các số so với vòng kín biểu diễn tập hợp.</w:t>
             </w:r>
           </w:p>
           <w:p>
@@ -1029,7 +840,6 @@
                 <w:sz w:val="26"/>
                 <w:szCs w:val="26"/>
               </w:rPr>
-              <w:lastRenderedPageBreak/>
               <w:t>1. Tập hợp và phần tử của tập hợp</w:t>
             </w:r>
           </w:p>
@@ -1110,7 +920,6 @@
                 <w:sz w:val="26"/>
                 <w:szCs w:val="26"/>
               </w:rPr>
-              <w:lastRenderedPageBreak/>
               <w:t>+ ${ y \notin A }$ đọc là ${ y }$ không thuộc ${ A }$.</w:t>
             </w:r>
           </w:p>
@@ -1147,24 +956,24 @@
           <w:sz w:val="26"/>
           <w:szCs w:val="26"/>
         </w:rPr>
+        <w:t>Hoạt động 2.2: Mô tả một tập hợp và Ứng dụng AI</w:t>
+      </w:r>
+    </w:p>
+    <w:p>
+      <w:pPr>
+        <w:pStyle w:val="NormalWeb"/>
+        <w:rPr>
+          <w:sz w:val="26"/>
+          <w:szCs w:val="26"/>
+        </w:rPr>
+      </w:pPr>
+      <w:r>
+        <w:rPr>
+          <w:rStyle w:val="Strong"/>
+          <w:sz w:val="26"/>
+          <w:szCs w:val="26"/>
+        </w:rPr>
         <w:lastRenderedPageBreak/>
-        <w:t>Hoạt động 2.2: Mô tả một tập hợp và Ứng dụng AI</w:t>
-      </w:r>
-    </w:p>
-    <w:p>
-      <w:pPr>
-        <w:pStyle w:val="NormalWeb"/>
-        <w:rPr>
-          <w:sz w:val="26"/>
-          <w:szCs w:val="26"/>
-        </w:rPr>
-      </w:pPr>
-      <w:r>
-        <w:rPr>
-          <w:rStyle w:val="Strong"/>
-          <w:sz w:val="26"/>
-          <w:szCs w:val="26"/>
-        </w:rPr>
         <w:t>a) Mục tiêu:</w:t>
       </w:r>
       <w:r>
@@ -1483,15 +1292,7 @@
                 <w:sz w:val="26"/>
                 <w:szCs w:val="26"/>
               </w:rPr>
-              <w:t xml:space="preserve"> GV đánh giá khả năng sử dụng AI để lấy thông tin và kỹ năng trình bày tập hợp. GV chốt lại quy </w:t>
-            </w:r>
-            <w:r>
-              <w:rPr>
-                <w:sz w:val="26"/>
-                <w:szCs w:val="26"/>
-              </w:rPr>
-              <w:lastRenderedPageBreak/>
-              <w:t>tắc viết tập hợp.</w:t>
+              <w:t xml:space="preserve"> GV đánh giá khả năng sử dụng AI để lấy thông tin và kỹ năng trình bày tập hợp. GV chốt lại quy tắc viết tập hợp.</w:t>
             </w:r>
           </w:p>
         </w:tc>
@@ -1527,7 +1328,6 @@
                 <w:sz w:val="26"/>
                 <w:szCs w:val="26"/>
               </w:rPr>
-              <w:lastRenderedPageBreak/>
               <w:t>2. Mô tả một tập hợp</w:t>
             </w:r>
           </w:p>
@@ -1793,6 +1593,7 @@
                 <w:sz w:val="26"/>
                 <w:szCs w:val="26"/>
               </w:rPr>
+              <w:lastRenderedPageBreak/>
               <w:t>Hoạt động của GV và HS</w:t>
             </w:r>
           </w:p>
@@ -2244,89 +2045,89 @@
           <w:sz w:val="26"/>
           <w:szCs w:val="26"/>
         </w:rPr>
+        <w:t>- Dặn dò: Làm các bài tập 1.3, 1.4, 1.5 (SGK) vào vở. Chuẩn bị bài 2: Cách ghi số tự nhiên. Tìm hiểu thêm về cách AI có thể giúp giải bài tập toán thông qua việc chụp ảnh đề bài.</w:t>
+      </w:r>
+    </w:p>
+    <w:p>
+      <w:pPr>
+        <w:pStyle w:val="NormalWeb"/>
+        <w:rPr>
+          <w:sz w:val="26"/>
+          <w:szCs w:val="26"/>
+        </w:rPr>
+      </w:pPr>
+      <w:r>
+        <w:rPr>
+          <w:rStyle w:val="Strong"/>
+          <w:sz w:val="26"/>
+          <w:szCs w:val="26"/>
+        </w:rPr>
+        <w:t>PHỤ LỤC:</w:t>
+      </w:r>
+    </w:p>
+    <w:p>
+      <w:pPr>
+        <w:pStyle w:val="NormalWeb"/>
+        <w:rPr>
+          <w:sz w:val="26"/>
+          <w:szCs w:val="26"/>
+        </w:rPr>
+      </w:pPr>
+      <w:r>
+        <w:rPr>
+          <w:rStyle w:val="Strong"/>
+          <w:sz w:val="26"/>
+          <w:szCs w:val="26"/>
+        </w:rPr>
+        <w:t>1. PHIẾU HỌC TẬP SỐ 1</w:t>
+      </w:r>
+    </w:p>
+    <w:p>
+      <w:pPr>
+        <w:pStyle w:val="NormalWeb"/>
+        <w:rPr>
+          <w:sz w:val="26"/>
+          <w:szCs w:val="26"/>
+        </w:rPr>
+      </w:pPr>
+      <w:r>
+        <w:rPr>
+          <w:sz w:val="26"/>
+          <w:szCs w:val="26"/>
+        </w:rPr>
+        <w:t>- Câu 1: Cho tập hợp ${ A = \{ 2 ; 4 ; 6 ; 8 \} }$. Điền ký hiệu thích hợp vào ô trống: ${ 2 \dots A }$; ${ 5 \dots A }$.</w:t>
+      </w:r>
+    </w:p>
+    <w:p>
+      <w:pPr>
+        <w:pStyle w:val="NormalWeb"/>
+        <w:rPr>
+          <w:sz w:val="26"/>
+          <w:szCs w:val="26"/>
+        </w:rPr>
+      </w:pPr>
+      <w:r>
+        <w:rPr>
+          <w:sz w:val="26"/>
+          <w:szCs w:val="26"/>
+        </w:rPr>
+        <w:t>- Câu 2: Viết tập hợp ${ B }$ các số tự nhiên lớn hơn 10 và nhỏ hơn 15 bằng hai cách.</w:t>
+      </w:r>
+    </w:p>
+    <w:p>
+      <w:pPr>
+        <w:pStyle w:val="NormalWeb"/>
+        <w:rPr>
+          <w:sz w:val="26"/>
+          <w:szCs w:val="26"/>
+        </w:rPr>
+      </w:pPr>
+      <w:r>
+        <w:rPr>
+          <w:sz w:val="26"/>
+          <w:szCs w:val="26"/>
+        </w:rPr>
         <w:lastRenderedPageBreak/>
-        <w:t>- Dặn dò: Làm các bài tập 1.3, 1.4, 1.5 (SGK) vào vở. Chuẩn bị bài 2: Cách ghi số tự nhiên. Tìm hiểu thêm về cách AI có thể giúp giải bài tập toán thông qua việc chụp ảnh đề bài.</w:t>
-      </w:r>
-    </w:p>
-    <w:p>
-      <w:pPr>
-        <w:pStyle w:val="NormalWeb"/>
-        <w:rPr>
-          <w:sz w:val="26"/>
-          <w:szCs w:val="26"/>
-        </w:rPr>
-      </w:pPr>
-      <w:r>
-        <w:rPr>
-          <w:rStyle w:val="Strong"/>
-          <w:sz w:val="26"/>
-          <w:szCs w:val="26"/>
-        </w:rPr>
-        <w:t>PHỤ LỤC:</w:t>
-      </w:r>
-    </w:p>
-    <w:p>
-      <w:pPr>
-        <w:pStyle w:val="NormalWeb"/>
-        <w:rPr>
-          <w:sz w:val="26"/>
-          <w:szCs w:val="26"/>
-        </w:rPr>
-      </w:pPr>
-      <w:r>
-        <w:rPr>
-          <w:rStyle w:val="Strong"/>
-          <w:sz w:val="26"/>
-          <w:szCs w:val="26"/>
-        </w:rPr>
-        <w:t>1. PHIẾU HỌC TẬP SỐ 1</w:t>
-      </w:r>
-    </w:p>
-    <w:p>
-      <w:pPr>
-        <w:pStyle w:val="NormalWeb"/>
-        <w:rPr>
-          <w:sz w:val="26"/>
-          <w:szCs w:val="26"/>
-        </w:rPr>
-      </w:pPr>
-      <w:r>
-        <w:rPr>
-          <w:sz w:val="26"/>
-          <w:szCs w:val="26"/>
-        </w:rPr>
-        <w:t>- Câu 1: Cho tập hợp ${ A = \{ 2 ; 4 ; 6 ; 8 \} }$. Điền ký hiệu thích hợp vào ô trống: ${ 2 \dots A }$; ${ 5 \dots A }$.</w:t>
-      </w:r>
-    </w:p>
-    <w:p>
-      <w:pPr>
-        <w:pStyle w:val="NormalWeb"/>
-        <w:rPr>
-          <w:sz w:val="26"/>
-          <w:szCs w:val="26"/>
-        </w:rPr>
-      </w:pPr>
-      <w:r>
-        <w:rPr>
-          <w:sz w:val="26"/>
-          <w:szCs w:val="26"/>
-        </w:rPr>
-        <w:t>- Câu 2: Viết tập hợp ${ B }$ các số tự nhiên lớn hơn 10 và nhỏ hơn 15 bằng hai cách.</w:t>
-      </w:r>
-    </w:p>
-    <w:p>
-      <w:pPr>
-        <w:pStyle w:val="NormalWeb"/>
-        <w:rPr>
-          <w:sz w:val="26"/>
-          <w:szCs w:val="26"/>
-        </w:rPr>
-      </w:pPr>
-      <w:r>
-        <w:rPr>
-          <w:sz w:val="26"/>
-          <w:szCs w:val="26"/>
-        </w:rPr>
         <w:t>- Câu 3: (Nhiệm vụ AI): Sử dụng công cụ AI để tìm danh sách 3 hành tinh gần Mặt Trời nhất, sau đó viết thành tập hợp ${ S }$.</w:t>
       </w:r>
     </w:p>
